--- a/FR&NFR/FNR&NFR.docx
+++ b/FR&NFR/FNR&NFR.docx
@@ -27,67 +27,49 @@
         <w:rPr>
           <w:lang w:val="en-GB"/>
         </w:rPr>
-        <w:t xml:space="preserve">U23686376, u24575977, </w:t>
+        <w:t xml:space="preserve">u23686376 (Jerusha </w:t>
       </w:r>
+      <w:proofErr w:type="spellStart"/>
       <w:r>
         <w:rPr>
           <w:lang w:val="en-GB"/>
         </w:rPr>
-        <w:t>u23576066</w:t>
-      </w:r>
-      <w:r>
-        <w:rPr>
-          <w:lang w:val="en-GB"/>
-        </w:rPr>
-        <w:t xml:space="preserve">, </w:t>
-      </w:r>
-      <w:r>
-        <w:rPr>
-          <w:lang w:val="en-GB"/>
-        </w:rPr>
-        <w:t>u23527685</w:t>
-      </w:r>
-      <w:r>
-        <w:rPr>
-          <w:lang w:val="en-GB"/>
-        </w:rPr>
-        <w:t>, (</w:t>
-      </w:r>
-      <w:proofErr w:type="spellStart"/>
-      <w:proofErr w:type="gramStart"/>
-      <w:r>
-        <w:rPr>
-          <w:lang w:val="en-GB"/>
-        </w:rPr>
-        <w:t>Rachel,isha</w:t>
-      </w:r>
-      <w:proofErr w:type="gramEnd"/>
-      <w:r>
-        <w:rPr>
-          <w:lang w:val="en-GB"/>
-        </w:rPr>
-        <w:t>,coubus</w:t>
+        <w:t>Thaver</w:t>
       </w:r>
       <w:proofErr w:type="spellEnd"/>
       <w:r>
         <w:rPr>
           <w:lang w:val="en-GB"/>
         </w:rPr>
-        <w:t xml:space="preserve"> –put </w:t>
+        <w:t>), u23527685 (</w:t>
       </w:r>
       <w:proofErr w:type="spellStart"/>
       <w:r>
         <w:rPr>
           <w:lang w:val="en-GB"/>
         </w:rPr>
-        <w:t>stuNum</w:t>
+        <w:t>Okaile</w:t>
       </w:r>
       <w:proofErr w:type="spellEnd"/>
       <w:r>
         <w:rPr>
           <w:lang w:val="en-GB"/>
         </w:rPr>
-        <w:t>)</w:t>
+        <w:t xml:space="preserve"> </w:t>
+      </w:r>
+      <w:proofErr w:type="spellStart"/>
+      <w:r>
+        <w:rPr>
+          <w:lang w:val="en-GB"/>
+        </w:rPr>
+        <w:t>Gaesale</w:t>
+      </w:r>
+      <w:proofErr w:type="spellEnd"/>
+      <w:r>
+        <w:rPr>
+          <w:lang w:val="en-GB"/>
+        </w:rPr>
+        <w:t>), u24690059 (Mthokozisi Duba), u23556502 (Cobus Botha), u23576066 (Jay Lopes), u23559129 (Rachel Kambala), u24575977 (Isha Kalyan)</w:t>
       </w:r>
     </w:p>
     <w:p>
@@ -285,13 +267,7 @@
               <w:rPr>
                 <w:lang w:val="en-GB"/>
               </w:rPr>
-              <w:t xml:space="preserve">Strategy </w:t>
-            </w:r>
-            <w:r>
-              <w:rPr>
-                <w:lang w:val="en-GB"/>
-              </w:rPr>
-              <w:t>Pattern</w:t>
+              <w:t>Strategy Pattern</w:t>
             </w:r>
             <w:r>
               <w:rPr>
@@ -789,7 +765,14 @@
               <w:rPr>
                 <w:lang w:val="en-GB"/>
               </w:rPr>
-              <w:t>The system should notify staff automatically whenever a plant's growth stage or health status change, so appropriate action can be taken.</w:t>
+              <w:t xml:space="preserve">The system should notify staff automatically whenever a plant's growth </w:t>
+            </w:r>
+            <w:r>
+              <w:rPr>
+                <w:lang w:val="en-GB"/>
+              </w:rPr>
+              <w:lastRenderedPageBreak/>
+              <w:t>stage or health status change, so appropriate action can be taken.</w:t>
             </w:r>
           </w:p>
         </w:tc>
@@ -807,6 +790,7 @@
               <w:rPr>
                 <w:lang w:val="en-GB"/>
               </w:rPr>
+              <w:lastRenderedPageBreak/>
               <w:t>Observer Pattern (Staff–Inventory Communication</w:t>
             </w:r>
             <w:r>
@@ -889,7 +873,6 @@
               <w:rPr>
                 <w:lang w:val="en-GB"/>
               </w:rPr>
-              <w:lastRenderedPageBreak/>
               <w:t>4</w:t>
             </w:r>
           </w:p>
@@ -1381,6 +1364,13 @@
         </w:rPr>
       </w:pPr>
     </w:p>
+    <w:p>
+      <w:pPr>
+        <w:rPr>
+          <w:lang w:val="en-GB"/>
+        </w:rPr>
+      </w:pPr>
+    </w:p>
     <w:tbl>
       <w:tblPr>
         <w:tblStyle w:val="TableGrid"/>
@@ -1396,83 +1386,25 @@
       <w:tr>
         <w:tc>
           <w:tcPr>
-            <w:tcW w:w="1548" w:type="dxa"/>
-          </w:tcPr>
-          <w:p>
-            <w:pPr>
-              <w:rPr>
-                <w:b/>
-                <w:bCs/>
-                <w:lang w:val="en-GB"/>
-              </w:rPr>
-            </w:pPr>
-            <w:r>
-              <w:rPr>
-                <w:b/>
-                <w:bCs/>
-                <w:lang w:val="en-GB"/>
-              </w:rPr>
-              <w:t>N</w:t>
-            </w:r>
-            <w:r>
-              <w:rPr>
-                <w:b/>
-                <w:bCs/>
-                <w:lang w:val="en-GB"/>
-              </w:rPr>
-              <w:t>FR No.</w:t>
-            </w:r>
-          </w:p>
-        </w:tc>
-        <w:tc>
-          <w:tcPr>
-            <w:tcW w:w="4362" w:type="dxa"/>
-          </w:tcPr>
-          <w:p>
-            <w:pPr>
-              <w:rPr>
-                <w:b/>
-                <w:bCs/>
-                <w:lang w:val="en-GB"/>
-              </w:rPr>
-            </w:pPr>
-            <w:r>
-              <w:rPr>
-                <w:b/>
-                <w:bCs/>
-                <w:lang w:val="en-GB"/>
-              </w:rPr>
-              <w:t>Non-</w:t>
-            </w:r>
-            <w:r>
-              <w:rPr>
-                <w:b/>
-                <w:bCs/>
-                <w:lang w:val="en-GB"/>
-              </w:rPr>
-              <w:t>Functional Requirement</w:t>
-            </w:r>
-          </w:p>
-        </w:tc>
-        <w:tc>
-          <w:tcPr>
-            <w:tcW w:w="4296" w:type="dxa"/>
-          </w:tcPr>
-          <w:p>
-            <w:pPr>
-              <w:rPr>
-                <w:b/>
-                <w:bCs/>
-                <w:lang w:val="en-GB"/>
-              </w:rPr>
-            </w:pPr>
-            <w:r>
-              <w:rPr>
-                <w:b/>
-                <w:bCs/>
-                <w:lang w:val="en-GB"/>
-              </w:rPr>
-              <w:t>Quality Attribute</w:t>
+            <w:tcW w:w="10206" w:type="dxa"/>
+            <w:gridSpan w:val="3"/>
+          </w:tcPr>
+          <w:p>
+            <w:pPr>
+              <w:jc w:val="center"/>
+              <w:rPr>
+                <w:b/>
+                <w:bCs/>
+                <w:lang w:val="en-GB"/>
+              </w:rPr>
+            </w:pPr>
+            <w:r>
+              <w:rPr>
+                <w:b/>
+                <w:bCs/>
+                <w:lang w:val="en-GB"/>
+              </w:rPr>
+              <w:t xml:space="preserve">CUSTOMER &amp; SALES </w:t>
             </w:r>
           </w:p>
         </w:tc>
@@ -1485,14 +1417,18 @@
           <w:p>
             <w:pPr>
               <w:rPr>
-                <w:lang w:val="en-GB"/>
-              </w:rPr>
-            </w:pPr>
-            <w:r>
-              <w:rPr>
-                <w:lang w:val="en-GB"/>
-              </w:rPr>
-              <w:t>1</w:t>
+                <w:b/>
+                <w:bCs/>
+                <w:lang w:val="en-GB"/>
+              </w:rPr>
+            </w:pPr>
+            <w:r>
+              <w:rPr>
+                <w:b/>
+                <w:bCs/>
+                <w:lang w:val="en-GB"/>
+              </w:rPr>
+              <w:t>FR No.</w:t>
             </w:r>
           </w:p>
         </w:tc>
@@ -1503,9 +1439,19 @@
           <w:p>
             <w:pPr>
               <w:rPr>
-                <w:lang w:val="en-GB"/>
-              </w:rPr>
-            </w:pPr>
+                <w:b/>
+                <w:bCs/>
+                <w:lang w:val="en-GB"/>
+              </w:rPr>
+            </w:pPr>
+            <w:r>
+              <w:rPr>
+                <w:b/>
+                <w:bCs/>
+                <w:lang w:val="en-GB"/>
+              </w:rPr>
+              <w:t>Functional Requirement</w:t>
+            </w:r>
           </w:p>
         </w:tc>
         <w:tc>
@@ -1515,9 +1461,19 @@
           <w:p>
             <w:pPr>
               <w:rPr>
-                <w:lang w:val="en-GB"/>
-              </w:rPr>
-            </w:pPr>
+                <w:b/>
+                <w:bCs/>
+                <w:lang w:val="en-GB"/>
+              </w:rPr>
+            </w:pPr>
+            <w:r>
+              <w:rPr>
+                <w:b/>
+                <w:bCs/>
+                <w:lang w:val="en-GB"/>
+              </w:rPr>
+              <w:t>Design Pattern</w:t>
+            </w:r>
           </w:p>
         </w:tc>
       </w:tr>
@@ -1536,7 +1492,7 @@
               <w:rPr>
                 <w:lang w:val="en-GB"/>
               </w:rPr>
-              <w:t>2</w:t>
+              <w:t>1</w:t>
             </w:r>
           </w:p>
         </w:tc>
@@ -1550,6 +1506,12 @@
                 <w:lang w:val="en-GB"/>
               </w:rPr>
             </w:pPr>
+            <w:r>
+              <w:rPr>
+                <w:lang w:val="en-GB"/>
+              </w:rPr>
+              <w:t>The system will allow customers to iterate through the list of available plants without exposing the internal structure of the collection</w:t>
+            </w:r>
           </w:p>
         </w:tc>
         <w:tc>
@@ -1562,6 +1524,12 @@
                 <w:lang w:val="en-GB"/>
               </w:rPr>
             </w:pPr>
+            <w:r>
+              <w:rPr>
+                <w:lang w:val="en-GB"/>
+              </w:rPr>
+              <w:t>Iterator Design Pattern (Customer Browsing)</w:t>
+            </w:r>
           </w:p>
         </w:tc>
       </w:tr>
@@ -1580,6 +1548,62 @@
               <w:rPr>
                 <w:lang w:val="en-GB"/>
               </w:rPr>
+              <w:t>2</w:t>
+            </w:r>
+          </w:p>
+        </w:tc>
+        <w:tc>
+          <w:tcPr>
+            <w:tcW w:w="4362" w:type="dxa"/>
+          </w:tcPr>
+          <w:p>
+            <w:pPr>
+              <w:rPr>
+                <w:lang w:val="en-GB"/>
+              </w:rPr>
+            </w:pPr>
+            <w:r>
+              <w:rPr>
+                <w:lang w:val="en-GB"/>
+              </w:rPr>
+              <w:t>The system shall maintain an Inventory as the subject that keeps track of all plants in stock and allow observers like sales, customer service, staff to subscribe to inventory updates</w:t>
+            </w:r>
+          </w:p>
+        </w:tc>
+        <w:tc>
+          <w:tcPr>
+            <w:tcW w:w="4296" w:type="dxa"/>
+          </w:tcPr>
+          <w:p>
+            <w:pPr>
+              <w:rPr>
+                <w:lang w:val="en-GB"/>
+              </w:rPr>
+            </w:pPr>
+            <w:r>
+              <w:rPr>
+                <w:lang w:val="en-GB"/>
+              </w:rPr>
+              <w:t>Observer Design Pattern (Updating Inventory)</w:t>
+            </w:r>
+          </w:p>
+        </w:tc>
+      </w:tr>
+      <w:tr>
+        <w:tc>
+          <w:tcPr>
+            <w:tcW w:w="1548" w:type="dxa"/>
+          </w:tcPr>
+          <w:p>
+            <w:pPr>
+              <w:rPr>
+                <w:lang w:val="en-GB"/>
+              </w:rPr>
+            </w:pPr>
+            <w:r>
+              <w:rPr>
+                <w:lang w:val="en-GB"/>
+              </w:rPr>
               <w:t>3</w:t>
             </w:r>
           </w:p>
@@ -1594,6 +1618,12 @@
                 <w:lang w:val="en-GB"/>
               </w:rPr>
             </w:pPr>
+            <w:r>
+              <w:rPr>
+                <w:lang w:val="en-GB"/>
+              </w:rPr>
+              <w:t>The system escalates requests that cannot be handled by one staff member to a higher authority using the Chain of Responsibility</w:t>
+            </w:r>
           </w:p>
         </w:tc>
         <w:tc>
@@ -1606,10 +1636,412 @@
                 <w:lang w:val="en-GB"/>
               </w:rPr>
             </w:pPr>
+            <w:r>
+              <w:rPr>
+                <w:lang w:val="en-GB"/>
+              </w:rPr>
+              <w:t>Chain of Responsibility (Interaction with staff)</w:t>
+            </w:r>
           </w:p>
         </w:tc>
       </w:tr>
     </w:tbl>
+    <w:p>
+      <w:pPr>
+        <w:rPr>
+          <w:lang w:val="en-GB"/>
+        </w:rPr>
+      </w:pPr>
+    </w:p>
+    <w:tbl>
+      <w:tblPr>
+        <w:tblStyle w:val="TableGrid"/>
+        <w:tblW w:w="10249" w:type="dxa"/>
+        <w:tblInd w:w="-576" w:type="dxa"/>
+        <w:tblLook w:val="04A0" w:firstRow="1" w:lastRow="0" w:firstColumn="1" w:lastColumn="0" w:noHBand="0" w:noVBand="1"/>
+      </w:tblPr>
+      <w:tblGrid>
+        <w:gridCol w:w="1564"/>
+        <w:gridCol w:w="4252"/>
+        <w:gridCol w:w="4433"/>
+      </w:tblGrid>
+      <w:tr>
+        <w:trPr>
+          <w:trHeight w:val="439"/>
+        </w:trPr>
+        <w:tc>
+          <w:tcPr>
+            <w:tcW w:w="1564" w:type="dxa"/>
+          </w:tcPr>
+          <w:p>
+            <w:pPr>
+              <w:rPr>
+                <w:b/>
+                <w:bCs/>
+                <w:lang w:val="en-GB"/>
+              </w:rPr>
+            </w:pPr>
+            <w:r>
+              <w:rPr>
+                <w:b/>
+                <w:bCs/>
+                <w:lang w:val="en-GB"/>
+              </w:rPr>
+              <w:t>NFR No.</w:t>
+            </w:r>
+          </w:p>
+        </w:tc>
+        <w:tc>
+          <w:tcPr>
+            <w:tcW w:w="4252" w:type="dxa"/>
+          </w:tcPr>
+          <w:p>
+            <w:pPr>
+              <w:rPr>
+                <w:b/>
+                <w:bCs/>
+                <w:lang w:val="en-GB"/>
+              </w:rPr>
+            </w:pPr>
+            <w:r>
+              <w:rPr>
+                <w:b/>
+                <w:bCs/>
+                <w:lang w:val="en-GB"/>
+              </w:rPr>
+              <w:t>Non-functional Requirement</w:t>
+            </w:r>
+          </w:p>
+        </w:tc>
+        <w:tc>
+          <w:tcPr>
+            <w:tcW w:w="4433" w:type="dxa"/>
+          </w:tcPr>
+          <w:p>
+            <w:pPr>
+              <w:rPr>
+                <w:b/>
+                <w:bCs/>
+                <w:lang w:val="en-GB"/>
+              </w:rPr>
+            </w:pPr>
+            <w:r>
+              <w:rPr>
+                <w:b/>
+                <w:bCs/>
+                <w:lang w:val="en-GB"/>
+              </w:rPr>
+              <w:t>Quality Attribute</w:t>
+            </w:r>
+          </w:p>
+        </w:tc>
+      </w:tr>
+      <w:tr>
+        <w:trPr>
+          <w:trHeight w:val="418"/>
+        </w:trPr>
+        <w:tc>
+          <w:tcPr>
+            <w:tcW w:w="1564" w:type="dxa"/>
+          </w:tcPr>
+          <w:p>
+            <w:pPr>
+              <w:rPr>
+                <w:lang w:val="en-GB"/>
+              </w:rPr>
+            </w:pPr>
+            <w:r>
+              <w:rPr>
+                <w:lang w:val="en-GB"/>
+              </w:rPr>
+              <w:t>1</w:t>
+            </w:r>
+          </w:p>
+        </w:tc>
+        <w:tc>
+          <w:tcPr>
+            <w:tcW w:w="4252" w:type="dxa"/>
+          </w:tcPr>
+          <w:p>
+            <w:pPr>
+              <w:rPr>
+                <w:lang w:val="en-GB"/>
+              </w:rPr>
+            </w:pPr>
+            <w:r>
+              <w:rPr>
+                <w:lang w:val="en-GB"/>
+              </w:rPr>
+              <w:t>Customer and staff information should be kept safe and private</w:t>
+            </w:r>
+          </w:p>
+        </w:tc>
+        <w:tc>
+          <w:tcPr>
+            <w:tcW w:w="4433" w:type="dxa"/>
+          </w:tcPr>
+          <w:p>
+            <w:pPr>
+              <w:rPr>
+                <w:lang w:val="en-GB"/>
+              </w:rPr>
+            </w:pPr>
+            <w:r>
+              <w:rPr>
+                <w:lang w:val="en-GB"/>
+              </w:rPr>
+              <w:t>Safety</w:t>
+            </w:r>
+          </w:p>
+        </w:tc>
+      </w:tr>
+      <w:tr>
+        <w:trPr>
+          <w:trHeight w:val="418"/>
+        </w:trPr>
+        <w:tc>
+          <w:tcPr>
+            <w:tcW w:w="1564" w:type="dxa"/>
+          </w:tcPr>
+          <w:p>
+            <w:pPr>
+              <w:rPr>
+                <w:lang w:val="en-GB"/>
+              </w:rPr>
+            </w:pPr>
+            <w:r>
+              <w:rPr>
+                <w:lang w:val="en-GB"/>
+              </w:rPr>
+              <w:t>2</w:t>
+            </w:r>
+          </w:p>
+        </w:tc>
+        <w:tc>
+          <w:tcPr>
+            <w:tcW w:w="4252" w:type="dxa"/>
+          </w:tcPr>
+          <w:p>
+            <w:pPr>
+              <w:rPr>
+                <w:lang w:val="en-GB"/>
+              </w:rPr>
+            </w:pPr>
+            <w:r>
+              <w:rPr>
+                <w:lang w:val="en-GB"/>
+              </w:rPr>
+              <w:t>New plant types, payments options, or staff roles should be easy to add later</w:t>
+            </w:r>
+          </w:p>
+        </w:tc>
+        <w:tc>
+          <w:tcPr>
+            <w:tcW w:w="4433" w:type="dxa"/>
+          </w:tcPr>
+          <w:p>
+            <w:pPr>
+              <w:rPr>
+                <w:lang w:val="en-GB"/>
+              </w:rPr>
+            </w:pPr>
+            <w:r>
+              <w:rPr>
+                <w:lang w:val="en-GB"/>
+              </w:rPr>
+              <w:t>Maintainability / Extensibility</w:t>
+            </w:r>
+          </w:p>
+        </w:tc>
+      </w:tr>
+      <w:tr>
+        <w:trPr>
+          <w:trHeight w:val="439"/>
+        </w:trPr>
+        <w:tc>
+          <w:tcPr>
+            <w:tcW w:w="1564" w:type="dxa"/>
+          </w:tcPr>
+          <w:p>
+            <w:pPr>
+              <w:rPr>
+                <w:lang w:val="en-GB"/>
+              </w:rPr>
+            </w:pPr>
+            <w:r>
+              <w:rPr>
+                <w:lang w:val="en-GB"/>
+              </w:rPr>
+              <w:t>3</w:t>
+            </w:r>
+          </w:p>
+        </w:tc>
+        <w:tc>
+          <w:tcPr>
+            <w:tcW w:w="4252" w:type="dxa"/>
+          </w:tcPr>
+          <w:p>
+            <w:pPr>
+              <w:rPr>
+                <w:lang w:val="en-GB"/>
+              </w:rPr>
+            </w:pPr>
+            <w:r>
+              <w:rPr>
+                <w:lang w:val="en-GB"/>
+              </w:rPr>
+              <w:t>The system should be easy to use and understand for new users</w:t>
+            </w:r>
+          </w:p>
+        </w:tc>
+        <w:tc>
+          <w:tcPr>
+            <w:tcW w:w="4433" w:type="dxa"/>
+          </w:tcPr>
+          <w:p>
+            <w:pPr>
+              <w:rPr>
+                <w:lang w:val="en-GB"/>
+              </w:rPr>
+            </w:pPr>
+            <w:r>
+              <w:rPr>
+                <w:lang w:val="en-GB"/>
+              </w:rPr>
+              <w:t>Usability</w:t>
+            </w:r>
+          </w:p>
+        </w:tc>
+      </w:tr>
+      <w:tr>
+        <w:trPr>
+          <w:trHeight w:val="418"/>
+        </w:trPr>
+        <w:tc>
+          <w:tcPr>
+            <w:tcW w:w="1564" w:type="dxa"/>
+          </w:tcPr>
+          <w:p>
+            <w:pPr>
+              <w:rPr>
+                <w:lang w:val="en-GB"/>
+              </w:rPr>
+            </w:pPr>
+            <w:r>
+              <w:rPr>
+                <w:lang w:val="en-GB"/>
+              </w:rPr>
+              <w:t>4</w:t>
+            </w:r>
+          </w:p>
+        </w:tc>
+        <w:tc>
+          <w:tcPr>
+            <w:tcW w:w="4252" w:type="dxa"/>
+          </w:tcPr>
+          <w:p>
+            <w:pPr>
+              <w:rPr>
+                <w:lang w:val="en-GB"/>
+              </w:rPr>
+            </w:pPr>
+            <w:r>
+              <w:rPr>
+                <w:lang w:val="en-GB"/>
+              </w:rPr>
+              <w:t>All updates to plants, inventory, or sales should appear within 2 seconds</w:t>
+            </w:r>
+          </w:p>
+        </w:tc>
+        <w:tc>
+          <w:tcPr>
+            <w:tcW w:w="4433" w:type="dxa"/>
+          </w:tcPr>
+          <w:p>
+            <w:pPr>
+              <w:rPr>
+                <w:lang w:val="en-GB"/>
+              </w:rPr>
+            </w:pPr>
+            <w:r>
+              <w:rPr>
+                <w:lang w:val="en-GB"/>
+              </w:rPr>
+              <w:t>Performance / Reliability</w:t>
+            </w:r>
+          </w:p>
+        </w:tc>
+      </w:tr>
+      <w:tr>
+        <w:trPr>
+          <w:trHeight w:val="418"/>
+        </w:trPr>
+        <w:tc>
+          <w:tcPr>
+            <w:tcW w:w="1564" w:type="dxa"/>
+          </w:tcPr>
+          <w:p>
+            <w:pPr>
+              <w:rPr>
+                <w:lang w:val="en-GB"/>
+              </w:rPr>
+            </w:pPr>
+            <w:r>
+              <w:rPr>
+                <w:lang w:val="en-GB"/>
+              </w:rPr>
+              <w:t>5</w:t>
+            </w:r>
+          </w:p>
+        </w:tc>
+        <w:tc>
+          <w:tcPr>
+            <w:tcW w:w="4252" w:type="dxa"/>
+          </w:tcPr>
+          <w:p>
+            <w:pPr>
+              <w:rPr>
+                <w:lang w:val="en-GB"/>
+              </w:rPr>
+            </w:pPr>
+            <w:r>
+              <w:rPr>
+                <w:lang w:val="en-GB"/>
+              </w:rPr>
+              <w:t>The system should still work properly even if one part temporarily fails</w:t>
+            </w:r>
+          </w:p>
+        </w:tc>
+        <w:tc>
+          <w:tcPr>
+            <w:tcW w:w="4433" w:type="dxa"/>
+          </w:tcPr>
+          <w:p>
+            <w:pPr>
+              <w:rPr>
+                <w:lang w:val="en-GB"/>
+              </w:rPr>
+            </w:pPr>
+            <w:r>
+              <w:rPr>
+                <w:lang w:val="en-GB"/>
+              </w:rPr>
+              <w:t>Fault Tolerance / Reliability</w:t>
+            </w:r>
+          </w:p>
+        </w:tc>
+      </w:tr>
+    </w:tbl>
+    <w:p>
+      <w:pPr>
+        <w:rPr>
+          <w:sz w:val="24"/>
+          <w:szCs w:val="24"/>
+          <w:u w:val="single"/>
+          <w:lang w:val="en-GB"/>
+        </w:rPr>
+      </w:pPr>
+    </w:p>
     <w:p>
       <w:pPr>
         <w:rPr>
